--- a/docs/OpenAlex_Literature_Intelligence_User_Guide.docx
+++ b/docs/OpenAlex_Literature_Intelligence_User_Guide.docx
@@ -4701,7 +4701,7 @@
               <w:rPr>
                 <w:sz w:val="17"/>
               </w:rPr>
-              <w:t>Counts by status, source class, match method, quartile, ranking basis.</w:t>
+              <w:t>Counts by status, source class, match method, quartile, ranking basis; quartile filter diagnostics.</w:t>
             </w:r>
           </w:p>
         </w:tc>
@@ -9239,7 +9239,7 @@
         <w:spacing w:after="80" w:line="252" w:lineRule="auto"/>
       </w:pPr>
       <w:r>
-        <w:t>A 2026 paper cannot have a publication-year 2026 quartile while the latest SCImago snapshot is 2025, so it will not pass a publication-basis Q1/Q2 filter.</w:t>
+        <w:t>The publication basis, the default, screens each paper by the quartile of the year it was published. The SCImago data end at 2025, so a 2026 paper has no publication-year quartile and fails a publication-basis Q1/Q2 filter; the tool never copies the 2025 quartile into the publication-year columns. When the source is in the latest snapshot (ranking_basis LATEST_AVAILABLE), the exclusion reasons are QUARTILE_UNAVAILABLE; QUARTILE_PUBLICATION_YEAR_NOT_AVAILABLE, run and enrich print a warning with the number of such papers, and summary.json counts them under quartile_filter_diagnostics (0 when no paper is affected). --quartile-basis latest (section 11.5) screens these papers by the latest available snapshot, which for a 2026 paper is the 2025 quartile of its venue, not a 2026 quartile.</w:t>
       </w:r>
     </w:p>
     <w:p>
@@ -10187,7 +10187,7 @@
               <w:rPr>
                 <w:sz w:val="17"/>
               </w:rPr>
-              <w:t>Paper and unique-source counts by status, class, method, quartile, and ranking basis.</w:t>
+              <w:t>Paper and unique-source counts by status, class, method, quartile, and ranking basis; quartile_filter_diagnostics counts the papers that fail a publication-basis quartile filter because they were published after the last SCImago year.</w:t>
             </w:r>
           </w:p>
         </w:tc>
@@ -11534,6 +11534,54 @@
                 <w:sz w:val="17"/>
               </w:rPr>
               <w:t>No quartile exists for the requested basis/mode.</w:t>
+            </w:r>
+          </w:p>
+        </w:tc>
+      </w:tr>
+      <w:tr>
+        <w:tc>
+          <w:tcPr>
+            <w:tcW w:type="dxa" w:w="4176"/>
+            <w:vAlign w:val="center"/>
+            <w:tcMar>
+              <w:top w:w="80" w:type="dxa"/>
+              <w:start w:w="90" w:type="dxa"/>
+              <w:bottom w:w="80" w:type="dxa"/>
+              <w:end w:w="90" w:type="dxa"/>
+            </w:tcMar>
+          </w:tcPr>
+          <w:p>
+            <w:pPr>
+              <w:spacing w:after="0"/>
+            </w:pPr>
+            <w:r>
+              <w:rPr>
+                <w:sz w:val="17"/>
+              </w:rPr>
+              <w:t>QUARTILE_PUBLICATION_YEAR_NOT_AVAILABLE</w:t>
+            </w:r>
+          </w:p>
+        </w:tc>
+        <w:tc>
+          <w:tcPr>
+            <w:tcW w:type="dxa" w:w="5616"/>
+            <w:vAlign w:val="center"/>
+            <w:tcMar>
+              <w:top w:w="80" w:type="dxa"/>
+              <w:start w:w="90" w:type="dxa"/>
+              <w:bottom w:w="80" w:type="dxa"/>
+              <w:end w:w="90" w:type="dxa"/>
+            </w:tcMar>
+          </w:tcPr>
+          <w:p>
+            <w:pPr>
+              <w:spacing w:after="0"/>
+            </w:pPr>
+            <w:r>
+              <w:rPr>
+                <w:sz w:val="17"/>
+              </w:rPr>
+              <w:t>Added to QUARTILE_UNAVAILABLE with --quartile-basis publication when the paper was published after the last SCImago year and its source is in the latest snapshot (ranking_basis LATEST_AVAILABLE).</w:t>
             </w:r>
           </w:p>
         </w:tc>
@@ -12975,7 +13023,7 @@
               <w:rPr>
                 <w:sz w:val="17"/>
               </w:rPr>
-              <w:t>Expected; use --quartile-basis latest if your question concerns latest quartile.</w:t>
+              <w:t>Expected: such papers get QUARTILE_PUBLICATION_YEAR_NOT_AVAILABLE, and run and enrich print a warning with their number. Use --quartile-basis latest if your question concerns the latest quartile, which is not a 2026 quartile.</w:t>
             </w:r>
           </w:p>
         </w:tc>

--- a/docs/OpenAlex_Literature_Intelligence_User_Guide.docx
+++ b/docs/OpenAlex_Literature_Intelligence_User_Guide.docx
@@ -38,7 +38,7 @@
           <w:b/>
           <w:sz w:val="30"/>
         </w:rPr>
-        <w:t>Version 3.2.0</w:t>
+        <w:t>Version 3.3.0</w:t>
       </w:r>
     </w:p>
     <w:p>
@@ -86,7 +86,7 @@
         <w:rPr>
           <w:i/>
         </w:rPr>
-        <w:t>Release 3.2.0: 27 October 2026 (Stable 3.0.5: 25 October 2026)</w:t>
+        <w:t>Release 3.3.0: 27 October 2026 (Stable 3.0.5: 25 October 2026)</w:t>
       </w:r>
     </w:p>
     <w:p>
@@ -19360,7 +19360,7 @@
         <w:spacing w:after="30"/>
       </w:pPr>
       <w:r>
-        <w:t xml:space="preserve">Requests are sent one at a time, at least --delay seconds apart for the same host (default 2 s, minimum 1 s), with the User-Agent OpenAlexLiteratureIntelligence/3.2.0 and a link to the project repository.</w:t>
+        <w:t xml:space="preserve">Requests are sent one at a time, at least --delay seconds apart for the same host (default 2 s, minimum 1 s), with the User-Agent OpenAlexLiteratureIntelligence/3.3.0 and a link to the project repository.</w:t>
       </w:r>
     </w:p>
     <w:p>
@@ -19996,7 +19996,7 @@
         <w:color w:val="787878"/>
         <w:sz w:val="16"/>
       </w:rPr>
-      <w:t xml:space="preserve">OpenAlex Literature Intelligence v3.2.0  |  Page </w:t>
+      <w:t xml:space="preserve">OpenAlex Literature Intelligence v3.3.0  |  Page </w:t>
     </w:r>
     <w:fldSimple w:instr="PAGE"/>
   </w:p>

--- a/docs/OpenAlex_Literature_Intelligence_User_Guide.docx
+++ b/docs/OpenAlex_Literature_Intelligence_User_Guide.docx
@@ -38,7 +38,7 @@
           <w:b/>
           <w:sz w:val="30"/>
         </w:rPr>
-        <w:t>Version 3.3.0</w:t>
+        <w:t>Version 4.0.0</w:t>
       </w:r>
     </w:p>
     <w:p>
@@ -86,7 +86,7 @@
         <w:rPr>
           <w:i/>
         </w:rPr>
-        <w:t>Release 3.3.0: 27 October 2026 (Stable 3.0.5: 25 October 2026)</w:t>
+        <w:t>Release 4.0.0: 28 October 2026 (Stable 3.0.5: 25 October 2026)</w:t>
       </w:r>
     </w:p>
     <w:p>
@@ -9239,7 +9239,7 @@
         <w:spacing w:after="80" w:line="252" w:lineRule="auto"/>
       </w:pPr>
       <w:r>
-        <w:t>The publication basis, the default, screens each paper by the quartile of the year it was published. The SCImago data end at 2025, so a 2026 paper has no publication-year quartile and fails a publication-basis Q1/Q2 filter; the tool never copies the 2025 quartile into the publication-year columns. When the source is in the latest snapshot (ranking_basis LATEST_AVAILABLE), the exclusion reasons are QUARTILE_UNAVAILABLE; QUARTILE_PUBLICATION_YEAR_NOT_AVAILABLE, run and enrich print a warning with the number of such papers, and summary.json counts them under quartile_filter_diagnostics (0 when no paper is affected). --quartile-basis latest (section 11.5) screens these papers by the latest available snapshot, which for a 2026 paper is the 2025 quartile of its venue, not a 2026 quartile.</w:t>
+        <w:t>The publication basis screens each paper by the quartile of the year it was published, which suits historical analyses; up to v3.3.0 it was the default, and the example therefore names it explicitly. The SCImago data end at 2025, so a 2026 paper has no publication-year quartile and fails a publication-basis Q1/Q2 filter; the tool never copies the 2025 quartile into the publication-year columns. When the source is in the latest snapshot (ranking_basis LATEST_AVAILABLE), the exclusion reasons are QUARTILE_UNAVAILABLE; QUARTILE_PUBLICATION_YEAR_NOT_AVAILABLE, run and enrich print a warning with the number of such papers, and summary.json counts them under quartile_filter_diagnostics (0 when no paper is affected). The default basis, latest (section 11.5), screens these papers by the latest available snapshot, which for a 2026 paper is the 2025 quartile of its venue, not a 2026 quartile.</w:t>
       </w:r>
     </w:p>
     <w:p>
@@ -9273,6 +9273,14 @@
         <w:t xml:space="preserve">  --quartile-basis latest `</w:t>
         <w:br/>
         <w:t xml:space="preserve">  --output malware_latest_q1q2</w:t>
+      </w:r>
+    </w:p>
+    <w:p>
+      <w:pPr>
+        <w:spacing w:after="80" w:line="252" w:lineRule="auto"/>
+      </w:pPr>
+      <w:r>
+        <w:t xml:space="preserve">latest is the default basis: --quartile without --quartile-basis screens every paper by its venue's quartile in the latest SCImago snapshot, so the newest papers are not excluded by accident. For a 2026 paper that is the 2025 quartile of its venue, not a 2026 quartile, and an older paper is also judged by its venue's 2025 quartile rather than by the quartile of its publication year. Sources found only in earlier snapshots (HISTORICAL_ONLY, admitted with --include-historical-only) have no latest quartile and fail a quartile filter on this basis; use --quartile-basis publication for them.</w:t>
       </w:r>
     </w:p>
     <w:p>
@@ -13023,7 +13031,7 @@
               <w:rPr>
                 <w:sz w:val="17"/>
               </w:rPr>
-              <w:t>Expected: such papers get QUARTILE_PUBLICATION_YEAR_NOT_AVAILABLE, and run and enrich print a warning with their number. Use --quartile-basis latest if your question concerns the latest quartile, which is not a 2026 quartile.</w:t>
+              <w:t>Expected: such papers get QUARTILE_PUBLICATION_YEAR_NOT_AVAILABLE, and run and enrich print a warning with their number. Use --quartile-basis latest (the default) if your question concerns the latest quartile, which is not a 2026 quartile.</w:t>
             </w:r>
           </w:p>
         </w:tc>
@@ -14923,7 +14931,7 @@
               <w:rPr>
                 <w:sz w:val="17"/>
               </w:rPr>
-              <w:t>--quartile-basis publication|latest</w:t>
+              <w:t>--quartile-basis latest|publication</w:t>
             </w:r>
           </w:p>
         </w:tc>
@@ -14946,7 +14954,7 @@
               <w:rPr>
                 <w:sz w:val="17"/>
               </w:rPr>
-              <w:t>Choose snapshot basis for Q filtering.</w:t>
+              <w:t>Snapshot basis for --quartile filtering; default latest (section 11.5).</w:t>
             </w:r>
           </w:p>
         </w:tc>
@@ -19360,7 +19368,7 @@
         <w:spacing w:after="30"/>
       </w:pPr>
       <w:r>
-        <w:t xml:space="preserve">Requests are sent one at a time, at least --delay seconds apart for the same host (default 2 s, minimum 1 s), with the User-Agent OpenAlexLiteratureIntelligence/3.3.0 and a link to the project repository.</w:t>
+        <w:t xml:space="preserve">Requests are sent one at a time, at least --delay seconds apart for the same host (default 2 s, minimum 1 s), with the User-Agent OpenAlexLiteratureIntelligence/4.0.0 and a link to the project repository.</w:t>
       </w:r>
     </w:p>
     <w:p>
@@ -19877,7 +19885,7 @@
         <w:spacing w:after="30"/>
       </w:pPr>
       <w:r>
-        <w:t xml:space="preserve">search, the default and the only behaviour before v3.2.0: the query goes to the OpenAlex search parameter, which matches the title, the abstract and, for works whose full text OpenAlex has indexed, the full text.</w:t>
+        <w:t xml:space="preserve">search, the default and the only behavior before v3.2.0: the query goes to the OpenAlex search parameter, which matches the title, the abstract and, for works whose full text OpenAlex has indexed, the full text.</w:t>
       </w:r>
     </w:p>
     <w:p>
@@ -19996,7 +20004,7 @@
         <w:color w:val="787878"/>
         <w:sz w:val="16"/>
       </w:rPr>
-      <w:t xml:space="preserve">OpenAlex Literature Intelligence v3.3.0  |  Page </w:t>
+      <w:t xml:space="preserve">OpenAlex Literature Intelligence v4.0.0  |  Page </w:t>
     </w:r>
     <w:fldSimple w:instr="PAGE"/>
   </w:p>

--- a/docs/OpenAlex_Literature_Intelligence_User_Guide.docx
+++ b/docs/OpenAlex_Literature_Intelligence_User_Guide.docx
@@ -38,7 +38,7 @@
           <w:b/>
           <w:sz w:val="30"/>
         </w:rPr>
-        <w:t>Version 4.0.0</w:t>
+        <w:t>Version 4.1.0</w:t>
       </w:r>
     </w:p>
     <w:p>
@@ -86,7 +86,7 @@
         <w:rPr>
           <w:i/>
         </w:rPr>
-        <w:t>Release 4.0.0: 28 October 2026 (Stable 3.0.5: 25 October 2026)</w:t>
+        <w:t>Release 4.1.0: 28 October 2026 (Stable 3.0.5: 25 October 2026)</w:t>
       </w:r>
     </w:p>
     <w:p>
@@ -4654,6 +4654,77 @@
                 <w:sz w:val="17"/>
               </w:rPr>
               <w:t>Inspect source-matching quality.</w:t>
+            </w:r>
+          </w:p>
+        </w:tc>
+      </w:tr>
+      <w:tr>
+        <w:tc>
+          <w:tcPr>
+            <w:tcW w:type="dxa" w:w="2448"/>
+            <w:vAlign w:val="center"/>
+            <w:tcMar>
+              <w:top w:w="80" w:type="dxa"/>
+              <w:start w:w="90" w:type="dxa"/>
+              <w:bottom w:w="80" w:type="dxa"/>
+              <w:end w:w="90" w:type="dxa"/>
+            </w:tcMar>
+          </w:tcPr>
+          <w:p>
+            <w:pPr>
+              <w:spacing w:after="0"/>
+            </w:pPr>
+            <w:r>
+              <w:rPr>
+                <w:sz w:val="17"/>
+              </w:rPr>
+              <w:t>*_preprints.csv</w:t>
+            </w:r>
+          </w:p>
+        </w:tc>
+        <w:tc>
+          <w:tcPr>
+            <w:tcW w:type="dxa" w:w="4896"/>
+            <w:vAlign w:val="center"/>
+            <w:tcMar>
+              <w:top w:w="80" w:type="dxa"/>
+              <w:start w:w="90" w:type="dxa"/>
+              <w:bottom w:w="80" w:type="dxa"/>
+              <w:end w:w="90" w:type="dxa"/>
+            </w:tcMar>
+          </w:tcPr>
+          <w:p>
+            <w:pPr>
+              <w:spacing w:after="0"/>
+            </w:pPr>
+            <w:r>
+              <w:rPr>
+                <w:sz w:val="17"/>
+              </w:rPr>
+              <w:t>Preprints and repository records, most cited first, with the enriched columns.</w:t>
+            </w:r>
+          </w:p>
+        </w:tc>
+        <w:tc>
+          <w:tcPr>
+            <w:tcW w:type="dxa" w:w="2592"/>
+            <w:vAlign w:val="center"/>
+            <w:tcMar>
+              <w:top w:w="80" w:type="dxa"/>
+              <w:start w:w="90" w:type="dxa"/>
+              <w:bottom w:w="80" w:type="dxa"/>
+              <w:end w:w="90" w:type="dxa"/>
+            </w:tcMar>
+          </w:tcPr>
+          <w:p>
+            <w:pPr>
+              <w:spacing w:after="0"/>
+            </w:pPr>
+            <w:r>
+              <w:rPr>
+                <w:sz w:val="17"/>
+              </w:rPr>
+              <w:t>Screen preprints by hand (Appendix H.7).</w:t>
             </w:r>
           </w:p>
         </w:tc>
@@ -7448,6 +7519,148 @@
           </w:p>
         </w:tc>
       </w:tr>
+      <w:tr>
+        <w:tc>
+          <w:tcPr>
+            <w:tcW w:type="dxa" w:w="3168"/>
+            <w:vAlign w:val="center"/>
+            <w:tcMar>
+              <w:top w:w="80" w:type="dxa"/>
+              <w:start w:w="90" w:type="dxa"/>
+              <w:bottom w:w="80" w:type="dxa"/>
+              <w:end w:w="90" w:type="dxa"/>
+            </w:tcMar>
+          </w:tcPr>
+          <w:p>
+            <w:pPr>
+              <w:spacing w:after="0"/>
+            </w:pPr>
+            <w:r>
+              <w:rPr>
+                <w:sz w:val="17"/>
+              </w:rPr>
+              <w:t>screening.venue_tiers</w:t>
+            </w:r>
+          </w:p>
+        </w:tc>
+        <w:tc>
+          <w:tcPr>
+            <w:tcW w:type="dxa" w:w="1584"/>
+            <w:vAlign w:val="center"/>
+            <w:tcMar>
+              <w:top w:w="80" w:type="dxa"/>
+              <w:start w:w="90" w:type="dxa"/>
+              <w:bottom w:w="80" w:type="dxa"/>
+              <w:end w:w="90" w:type="dxa"/>
+            </w:tcMar>
+          </w:tcPr>
+          <w:p>
+            <w:pPr>
+              <w:spacing w:after="0"/>
+            </w:pPr>
+            <w:r>
+              <w:rPr>
+                <w:sz w:val="17"/>
+              </w:rPr>
+              <w:t>string</w:t>
+            </w:r>
+          </w:p>
+        </w:tc>
+        <w:tc>
+          <w:tcPr>
+            <w:tcW w:type="dxa" w:w="5112"/>
+            <w:vAlign w:val="center"/>
+            <w:tcMar>
+              <w:top w:w="80" w:type="dxa"/>
+              <w:start w:w="90" w:type="dxa"/>
+              <w:bottom w:w="80" w:type="dxa"/>
+              <w:end w:w="90" w:type="dxa"/>
+            </w:tcMar>
+          </w:tcPr>
+          <w:p>
+            <w:pPr>
+              <w:spacing w:after="0"/>
+            </w:pPr>
+            <w:r>
+              <w:rPr>
+                <w:sz w:val="17"/>
+              </w:rPr>
+              <w:t>Venue list used as --venue-tiers by run and enrich; relative to config.json if relative; default none.</w:t>
+            </w:r>
+          </w:p>
+        </w:tc>
+      </w:tr>
+      <w:tr>
+        <w:tc>
+          <w:tcPr>
+            <w:tcW w:type="dxa" w:w="3168"/>
+            <w:vAlign w:val="center"/>
+            <w:tcMar>
+              <w:top w:w="80" w:type="dxa"/>
+              <w:start w:w="90" w:type="dxa"/>
+              <w:bottom w:w="80" w:type="dxa"/>
+              <w:end w:w="90" w:type="dxa"/>
+            </w:tcMar>
+          </w:tcPr>
+          <w:p>
+            <w:pPr>
+              <w:spacing w:after="0"/>
+            </w:pPr>
+            <w:r>
+              <w:rPr>
+                <w:sz w:val="17"/>
+              </w:rPr>
+              <w:t>screening.admit_tiers</w:t>
+            </w:r>
+          </w:p>
+        </w:tc>
+        <w:tc>
+          <w:tcPr>
+            <w:tcW w:type="dxa" w:w="1584"/>
+            <w:vAlign w:val="center"/>
+            <w:tcMar>
+              <w:top w:w="80" w:type="dxa"/>
+              <w:start w:w="90" w:type="dxa"/>
+              <w:bottom w:w="80" w:type="dxa"/>
+              <w:end w:w="90" w:type="dxa"/>
+            </w:tcMar>
+          </w:tcPr>
+          <w:p>
+            <w:pPr>
+              <w:spacing w:after="0"/>
+            </w:pPr>
+            <w:r>
+              <w:rPr>
+                <w:sz w:val="17"/>
+              </w:rPr>
+              <w:t>list of strings</w:t>
+            </w:r>
+          </w:p>
+        </w:tc>
+        <w:tc>
+          <w:tcPr>
+            <w:tcW w:type="dxa" w:w="5112"/>
+            <w:vAlign w:val="center"/>
+            <w:tcMar>
+              <w:top w:w="80" w:type="dxa"/>
+              <w:start w:w="90" w:type="dxa"/>
+              <w:bottom w:w="80" w:type="dxa"/>
+              <w:end w:w="90" w:type="dxa"/>
+            </w:tcMar>
+          </w:tcPr>
+          <w:p>
+            <w:pPr>
+              <w:spacing w:after="0"/>
+            </w:pPr>
+            <w:r>
+              <w:rPr>
+                <w:sz w:val="17"/>
+              </w:rPr>
+              <w:t>Tiers admitted to the main corpus, as --admit-tier; needs screening.venue_tiers; default none (Appendix H.6).</w:t>
+            </w:r>
+          </w:p>
+        </w:tc>
+      </w:tr>
     </w:tbl>
     <w:p>
       <w:pPr>
@@ -10172,6 +10385,54 @@
               <w:rPr>
                 <w:sz w:val="17"/>
               </w:rPr>
+              <w:t>&lt;prefix&gt;_preprints.csv</w:t>
+            </w:r>
+          </w:p>
+        </w:tc>
+        <w:tc>
+          <w:tcPr>
+            <w:tcW w:type="dxa" w:w="6624"/>
+            <w:vAlign w:val="center"/>
+            <w:tcMar>
+              <w:top w:w="80" w:type="dxa"/>
+              <w:start w:w="90" w:type="dxa"/>
+              <w:bottom w:w="80" w:type="dxa"/>
+              <w:end w:w="90" w:type="dxa"/>
+            </w:tcMar>
+          </w:tcPr>
+          <w:p>
+            <w:pPr>
+              <w:spacing w:after="0"/>
+            </w:pPr>
+            <w:r>
+              <w:rPr>
+                <w:sz w:val="17"/>
+              </w:rPr>
+              <w:t>Works typed as preprints or from a repository source (arXiv, Zenodo, university archives), most cited first; same columns as the enriched file.</w:t>
+            </w:r>
+          </w:p>
+        </w:tc>
+      </w:tr>
+      <w:tr>
+        <w:tc>
+          <w:tcPr>
+            <w:tcW w:type="dxa" w:w="3168"/>
+            <w:vAlign w:val="center"/>
+            <w:tcMar>
+              <w:top w:w="80" w:type="dxa"/>
+              <w:start w:w="90" w:type="dxa"/>
+              <w:bottom w:w="80" w:type="dxa"/>
+              <w:end w:w="90" w:type="dxa"/>
+            </w:tcMar>
+          </w:tcPr>
+          <w:p>
+            <w:pPr>
+              <w:spacing w:after="0"/>
+            </w:pPr>
+            <w:r>
+              <w:rPr>
+                <w:sz w:val="17"/>
+              </w:rPr>
               <w:t>&lt;prefix&gt;_summary.json</w:t>
             </w:r>
           </w:p>
@@ -15290,7 +15551,103 @@
               <w:rPr>
                 <w:sz w:val="17"/>
               </w:rPr>
-              <w:t>Label papers with venue tiers from your list; no filtering.</w:t>
+              <w:t>Label papers with venue tiers from your list; filters nothing by itself.</w:t>
+            </w:r>
+          </w:p>
+        </w:tc>
+      </w:tr>
+      <w:tr>
+        <w:tc>
+          <w:tcPr>
+            <w:tcW w:type="dxa" w:w="4032"/>
+            <w:vAlign w:val="center"/>
+            <w:tcMar>
+              <w:top w:w="80" w:type="dxa"/>
+              <w:start w:w="90" w:type="dxa"/>
+              <w:bottom w:w="80" w:type="dxa"/>
+              <w:end w:w="90" w:type="dxa"/>
+            </w:tcMar>
+          </w:tcPr>
+          <w:p>
+            <w:pPr>
+              <w:spacing w:after="0"/>
+            </w:pPr>
+            <w:r>
+              <w:rPr>
+                <w:sz w:val="17"/>
+              </w:rPr>
+              <w:t>--admit-tier TIER</w:t>
+            </w:r>
+          </w:p>
+        </w:tc>
+        <w:tc>
+          <w:tcPr>
+            <w:tcW w:type="dxa" w:w="5760"/>
+            <w:vAlign w:val="center"/>
+            <w:tcMar>
+              <w:top w:w="80" w:type="dxa"/>
+              <w:start w:w="90" w:type="dxa"/>
+              <w:bottom w:w="80" w:type="dxa"/>
+              <w:end w:w="90" w:type="dxa"/>
+            </w:tcMar>
+          </w:tcPr>
+          <w:p>
+            <w:pPr>
+              <w:spacing w:after="0"/>
+            </w:pPr>
+            <w:r>
+              <w:rPr>
+                <w:sz w:val="17"/>
+              </w:rPr>
+              <w:t>Admit venues of this tier even when the venue filters would exclude them; repeatable (Appendix H.6).</w:t>
+            </w:r>
+          </w:p>
+        </w:tc>
+      </w:tr>
+      <w:tr>
+        <w:tc>
+          <w:tcPr>
+            <w:tcW w:type="dxa" w:w="4032"/>
+            <w:vAlign w:val="center"/>
+            <w:tcMar>
+              <w:top w:w="80" w:type="dxa"/>
+              <w:start w:w="90" w:type="dxa"/>
+              <w:bottom w:w="80" w:type="dxa"/>
+              <w:end w:w="90" w:type="dxa"/>
+            </w:tcMar>
+          </w:tcPr>
+          <w:p>
+            <w:pPr>
+              <w:spacing w:after="0"/>
+            </w:pPr>
+            <w:r>
+              <w:rPr>
+                <w:sz w:val="17"/>
+              </w:rPr>
+              <w:t>--no-admit-tiers</w:t>
+            </w:r>
+          </w:p>
+        </w:tc>
+        <w:tc>
+          <w:tcPr>
+            <w:tcW w:type="dxa" w:w="5760"/>
+            <w:vAlign w:val="center"/>
+            <w:tcMar>
+              <w:top w:w="80" w:type="dxa"/>
+              <w:start w:w="90" w:type="dxa"/>
+              <w:bottom w:w="80" w:type="dxa"/>
+              <w:end w:w="90" w:type="dxa"/>
+            </w:tcMar>
+          </w:tcPr>
+          <w:p>
+            <w:pPr>
+              <w:spacing w:after="0"/>
+            </w:pPr>
+            <w:r>
+              <w:rPr>
+                <w:sz w:val="17"/>
+              </w:rPr>
+              <w:t>Admit no tier, overriding screening.admit_tiers in config.json.</w:t>
             </w:r>
           </w:p>
         </w:tc>
@@ -19368,7 +19725,7 @@
         <w:spacing w:after="30"/>
       </w:pPr>
       <w:r>
-        <w:t xml:space="preserve">Requests are sent one at a time, at least --delay seconds apart for the same host (default 2 s, minimum 1 s), with the User-Agent OpenAlexLiteratureIntelligence/4.0.0 and a link to the project repository.</w:t>
+        <w:t xml:space="preserve">Requests are sent one at a time, at least --delay seconds apart for the same host (default 2 s, minimum 1 s), with the User-Agent OpenAlexLiteratureIntelligence/4.1.0 and a link to the project repository.</w:t>
       </w:r>
     </w:p>
     <w:p>
@@ -19860,6 +20217,106 @@
       </w:pPr>
       <w:r>
         <w:t xml:space="preserve">After a first run, look at the UNLISTED sources with the most papers in _source_audit.csv and extend the list. Record the list and its SHA-256 in your protocol.</w:t>
+      </w:r>
+    </w:p>
+    <w:p>
+      <w:pPr>
+        <w:pStyle w:val="Heading2"/>
+        <w:spacing w:before="120" w:after="80"/>
+      </w:pPr>
+      <w:r>
+        <w:t xml:space="preserve">H.6. Admitting listed venues to the main corpus</w:t>
+      </w:r>
+    </w:p>
+    <w:p>
+      <w:pPr>
+        <w:spacing w:after="80" w:line="252" w:lineRule="auto"/>
+      </w:pPr>
+      <w:r>
+        <w:t xml:space="preserve">The default main corpus keeps journals of the latest SCImago snapshot. Many strong conferences are absent from SCImago, and those present have no quartile, so the default policy and any quartile filter exclude them. Since v4.1.0, --admit-tier admits every paper whose venue has the given tier in your list, even when the SCImago status, source-type or quartile filters would exclude it; repeat the option for several tiers. The APC, DOAJ, CWTS Core and retraction filters still apply.</w:t>
+      </w:r>
+    </w:p>
+    <w:p>
+      <w:pPr>
+        <w:spacing w:before="40" w:after="100"/>
+        <w:ind w:left="317" w:right="173"/>
+        <w:shd w:fill="F3F5F7"/>
+      </w:pPr>
+      <w:r>
+        <w:rPr>
+          <w:rFonts w:ascii="Consolas" w:hAnsi="Consolas"/>
+          <w:sz w:val="17"/>
+        </w:rPr>
+        <w:t xml:space="preserve">python literature_pipeline.py enrich --input thesis_literature_raw.jsonl --output thesis_ab --venue-tiers my_venues.tsv --admit-tier A --admit-tier B</w:t>
+      </w:r>
+    </w:p>
+    <w:p>
+      <w:pPr>
+        <w:pStyle w:val="ListBullet"/>
+        <w:spacing w:after="30"/>
+      </w:pPr>
+      <w:r>
+        <w:t xml:space="preserve">main_admission_tier holds the admitted tier and main_waived_reasons the venue filters that were set aside; both columns exist only when --admit-tier is used.</w:t>
+      </w:r>
+    </w:p>
+    <w:p>
+      <w:pPr>
+        <w:pStyle w:val="ListBullet"/>
+        <w:spacing w:after="30"/>
+      </w:pPr>
+      <w:r>
+        <w:t xml:space="preserve">summary.json counts the papers admitted this way under admission_by_venue_tier.</w:t>
+      </w:r>
+    </w:p>
+    <w:p>
+      <w:pPr>
+        <w:pStyle w:val="ListBullet"/>
+        <w:spacing w:after="30"/>
+      </w:pPr>
+      <w:r>
+        <w:t xml:space="preserve">A tier missing from the list, a reserved name (UNLISTED, AMBIGUOUS), or --admit-tier without a list stops run or enrich before any download.</w:t>
+      </w:r>
+    </w:p>
+    <w:p>
+      <w:pPr>
+        <w:pStyle w:val="ListBullet"/>
+        <w:spacing w:after="30"/>
+      </w:pPr>
+      <w:r>
+        <w:t xml:space="preserve">screening.venue_tiers and screening.admit_tiers in config.json make the list and the admitted tiers defaults; --no-admit-tiers turns admission off for a journal-only view.</w:t>
+      </w:r>
+    </w:p>
+    <w:p>
+      <w:pPr>
+        <w:spacing w:after="80" w:line="252" w:lineRule="auto"/>
+      </w:pPr>
+      <w:r>
+        <w:t xml:space="preserve">On 100 papers of a live 2010-2026 query, a list with the major security and machine-learning conferences in tiers A and B raised the main corpus from 25 to 38 papers, all 13 from conferences. Check that the list's names match the source names that OpenAlex uses: a phrase with one extra word matches nothing.</w:t>
+      </w:r>
+    </w:p>
+    <w:p>
+      <w:pPr>
+        <w:pStyle w:val="Heading2"/>
+        <w:spacing w:before="120" w:after="80"/>
+      </w:pPr>
+      <w:r>
+        <w:t xml:space="preserve">H.7. Preprints for manual screening</w:t>
+      </w:r>
+    </w:p>
+    <w:p>
+      <w:pPr>
+        <w:spacing w:after="80" w:line="252" w:lineRule="auto"/>
+      </w:pPr>
+      <w:r>
+        <w:t xml:space="preserve">Preprints are not admitted wholesale: most are not peer reviewed, and the same work often appears later in a journal or a conference. Every run and enrich writes &lt;output&gt;_preprints.csv with the works that OpenAlex types as preprints or whose source is a repository (arXiv, Zenodo, a university archive), most cited first: the top-10% citation flag, then the citation percentile, then the citation count. The file has the enriched columns, so fetch-oa can read it, and summary.json reports the counts under preprints. Important preprints, such as datasets released only on arXiv, are best reached through the papers that cite them.</w:t>
+      </w:r>
+    </w:p>
+    <w:p>
+      <w:pPr>
+        <w:spacing w:after="80" w:line="252" w:lineRule="auto"/>
+      </w:pPr>
+      <w:r>
+        <w:t xml:space="preserve">OpenAlex sometimes gives a repository copy as the primary location of a paper that appeared at a conference or in a journal, for example a university archive for a USENIX Security paper. The tool reads the source of the primary location only, so such a paper is listed in _preprints.csv and is not admitted by --admit-tier, even when its venue is in your list. When screening the preprint list, look for the published version of each work.</w:t>
       </w:r>
     </w:p>
     <w:p>
@@ -20004,7 +20461,7 @@
         <w:color w:val="787878"/>
         <w:sz w:val="16"/>
       </w:rPr>
-      <w:t xml:space="preserve">OpenAlex Literature Intelligence v4.0.0  |  Page </w:t>
+      <w:t xml:space="preserve">OpenAlex Literature Intelligence v4.1.0  |  Page </w:t>
     </w:r>
     <w:fldSimple w:instr="PAGE"/>
   </w:p>
@@ -44186,16 +44643,4 @@
   </a:objectDefaults>
   <a:extraClrSchemeLst/>
 </a:theme>
-</file>
-
-<file path=customXml/item1.xml><?xml version="1.0" encoding="utf-8"?>
-<b:Sources xmlns:b="http://schemas.openxmlformats.org/officeDocument/2006/bibliography" xmlns="http://schemas.openxmlformats.org/officeDocument/2006/bibliography" SelectedStyle="/APA.XSL" StyleName="APA"/>
-</file>
-
-<file path=customXml/itemProps1.xml><?xml version="1.0" encoding="utf-8"?>
-<ds:datastoreItem xmlns:ds="http://schemas.openxmlformats.org/officeDocument/2006/customXml" ds:itemID="{EF278816-EC6F-A645-907D-7F25AECB1D4A}">
-  <ds:schemaRefs>
-    <ds:schemaRef ds:uri="http://schemas.openxmlformats.org/officeDocument/2006/bibliography"/>
-  </ds:schemaRefs>
-</ds:datastoreItem>
 </file>